--- a/docs/word/ROADMAP.docx
+++ b/docs/word/ROADMAP.docx
@@ -1008,7 +1008,64 @@
           <w:sz w:val="21"/>
           <w:szCs w:val="21"/>
         </w:rPr>
-        <w:t xml:space="preserve"> Nothing runs the typecheck, the build or the smoke test on push.</w:t>
+        <w:t xml:space="preserve"> Nothing runs the typecheck, the build or the smoke test on push. The first production deploy failed on something a five-second CI job would have caught, and the feedback loop was a ten-minute cloud build instead.</w:t>
+      </w:r>
+    </w:p>
+    <w:p>
+      <w:pPr>
+        <w:spacing w:after="140" w:line="276"/>
+      </w:pPr>
+      <w:r>
+        <w:rPr>
+          <w:b/>
+          <w:bCs/>
+          <w:color w:val="111827"/>
+          <w:sz w:val="21"/>
+          <w:szCs w:val="21"/>
+        </w:rPr>
+        <w:t xml:space="preserve">`packages/shared/tsconfig.json` still uses `moduleResolution: "node"`.</w:t>
+      </w:r>
+      <w:r>
+        <w:rPr>
+          <w:color w:val="111827"/>
+          <w:sz w:val="21"/>
+          <w:szCs w:val="21"/>
+        </w:rPr>
+        <w:t xml:space="preserve"> That is the old node10 algorithm. TypeScript 5 accepts it with a deprecation warning; TypeScript 6 and 7 remove it outright, so this breaks the moment the toolchain is upgraded. Move it and </w:t>
+      </w:r>
+      <w:r>
+        <w:rPr>
+          <w:rFonts w:ascii="Consolas" w:cs="Consolas" w:eastAsia="Consolas" w:hAnsi="Consolas"/>
+          <w:color w:val="111827"/>
+          <w:sz w:val="19"/>
+          <w:szCs w:val="19"/>
+        </w:rPr>
+        <w:t xml:space="preserve">module</w:t>
+      </w:r>
+      <w:r>
+        <w:rPr>
+          <w:color w:val="111827"/>
+          <w:sz w:val="21"/>
+          <w:szCs w:val="21"/>
+        </w:rPr>
+        <w:t xml:space="preserve"> to </w:t>
+      </w:r>
+      <w:r>
+        <w:rPr>
+          <w:rFonts w:ascii="Consolas" w:cs="Consolas" w:eastAsia="Consolas" w:hAnsi="Consolas"/>
+          <w:color w:val="111827"/>
+          <w:sz w:val="19"/>
+          <w:szCs w:val="19"/>
+        </w:rPr>
+        <w:t xml:space="preserve">node16</w:t>
+      </w:r>
+      <w:r>
+        <w:rPr>
+          <w:color w:val="111827"/>
+          <w:sz w:val="21"/>
+          <w:szCs w:val="21"/>
+        </w:rPr>
+        <w:t xml:space="preserve"> together — deliberately, with the build verified, not during a deploy.</w:t>
       </w:r>
     </w:p>
     <w:p>

--- a/docs/word/ROADMAP.docx
+++ b/docs/word/ROADMAP.docx
@@ -29,7 +29,7 @@
           <w:sz w:val="18"/>
           <w:szCs w:val="18"/>
         </w:rPr>
-        <w:t xml:space="preserve">Generated from the repository on 2026-08-06. The markdown source is authoritative.</w:t>
+        <w:t xml:space="preserve">Generated from the repository on 2026-08-09. The markdown source is authoritative.</w:t>
       </w:r>
     </w:p>
     <w:p>

--- a/docs/word/ROADMAP.docx
+++ b/docs/word/ROADMAP.docx
@@ -29,7 +29,7 @@
           <w:sz w:val="18"/>
           <w:szCs w:val="18"/>
         </w:rPr>
-        <w:t xml:space="preserve">Generated from the repository on 2026-08-09. The markdown source is authoritative.</w:t>
+        <w:t xml:space="preserve">Generated from the repository on 2026-08-10. The markdown source is authoritative.</w:t>
       </w:r>
     </w:p>
     <w:p>

--- a/docs/word/ROADMAP.docx
+++ b/docs/word/ROADMAP.docx
@@ -29,7 +29,7 @@
           <w:sz w:val="18"/>
           <w:szCs w:val="18"/>
         </w:rPr>
-        <w:t xml:space="preserve">Generated from the repository on 2026-08-10. The markdown source is authoritative.</w:t>
+        <w:t xml:space="preserve">Generated from the repository on 2026-08-11. The markdown source is authoritative.</w:t>
       </w:r>
     </w:p>
     <w:p>

--- a/docs/word/ROADMAP.docx
+++ b/docs/word/ROADMAP.docx
@@ -986,6 +986,261 @@
           <w:szCs w:val="21"/>
         </w:rPr>
         <w:t xml:space="preserve">) are exactly the kind of pure functions that should have them. There are no frontend tests at all.</w:t>
+      </w:r>
+    </w:p>
+    <w:p>
+      <w:pPr>
+        <w:pStyle w:val="Heading2"/>
+        <w:spacing w:after="120" w:before="300"/>
+      </w:pPr>
+      <w:r>
+        <w:rPr>
+          <w:b/>
+          <w:bCs/>
+          <w:color w:val="0F766E"/>
+        </w:rPr>
+        <w:t xml:space="preserve">The payment provider is unresolved</w:t>
+      </w:r>
+    </w:p>
+    <w:p>
+      <w:pPr>
+        <w:spacing w:after="140" w:line="276"/>
+      </w:pPr>
+      <w:r>
+        <w:rPr>
+          <w:b/>
+          <w:bCs/>
+          <w:color w:val="111827"/>
+          <w:sz w:val="21"/>
+          <w:szCs w:val="21"/>
+        </w:rPr>
+        <w:t xml:space="preserve">Do not treat the Flutterwave integration as finished.</w:t>
+      </w:r>
+      <w:r>
+        <w:rPr>
+          <w:color w:val="111827"/>
+          <w:sz w:val="21"/>
+          <w:szCs w:val="21"/>
+        </w:rPr>
+        <w:t xml:space="preserve"> It is complete and correct as code — hosted checkout, verified amounts, idempotent settlement, signed webhooks — but it may be built on a provider that will not open a merchant account in Rwanda. Stripe was ruled out for exactly that reason and Flutterwave was chosen as the alternative; that choice was made from documentation, not from trying to sign up.</w:t>
+      </w:r>
+    </w:p>
+    <w:p>
+      <w:pPr>
+        <w:spacing w:after="140" w:line="276"/>
+      </w:pPr>
+      <w:r>
+        <w:rPr>
+          <w:rFonts w:ascii="Consolas" w:cs="Consolas" w:eastAsia="Consolas" w:hAnsi="Consolas"/>
+          <w:color w:val="111827"/>
+          <w:sz w:val="19"/>
+          <w:szCs w:val="19"/>
+        </w:rPr>
+        <w:t xml:space="preserve">payment-provider.ts</w:t>
+      </w:r>
+      <w:r>
+        <w:rPr>
+          <w:color w:val="111827"/>
+          <w:sz w:val="21"/>
+          <w:szCs w:val="21"/>
+        </w:rPr>
+        <w:t xml:space="preserve"> is the seam. Settlement, entitlements and the billing tables are provider-agnostic; a new provider is one adapter.</w:t>
+      </w:r>
+    </w:p>
+    <w:p>
+      <w:pPr>
+        <w:spacing w:after="140" w:line="276"/>
+      </w:pPr>
+      <w:r>
+        <w:rPr>
+          <w:color w:val="111827"/>
+          <w:sz w:val="21"/>
+          <w:szCs w:val="21"/>
+        </w:rPr>
+        <w:t xml:space="preserve">What still has to happen:</w:t>
+      </w:r>
+    </w:p>
+    <w:p>
+      <w:pPr>
+        <w:pStyle w:val="ListParagraph"/>
+        <w:numPr>
+          <w:ilvl w:val="0"/>
+          <w:numId w:val="2"/>
+        </w:numPr>
+        <w:spacing w:after="60" w:line="264"/>
+      </w:pPr>
+      <w:r>
+        <w:rPr>
+          <w:b/>
+          <w:bCs/>
+          <w:color w:val="111827"/>
+          <w:sz w:val="21"/>
+          <w:szCs w:val="21"/>
+        </w:rPr>
+        <w:t xml:space="preserve">Confirm what will actually onboard you.</w:t>
+      </w:r>
+      <w:r>
+        <w:rPr>
+          <w:color w:val="111827"/>
+          <w:sz w:val="21"/>
+          <w:szCs w:val="21"/>
+        </w:rPr>
+        <w:t xml:space="preserve"> This can only be settled by</w:t>
+      </w:r>
+    </w:p>
+    <w:p>
+      <w:pPr>
+        <w:spacing w:after="140" w:line="276"/>
+      </w:pPr>
+      <w:r>
+        <w:rPr>
+          <w:color w:val="111827"/>
+          <w:sz w:val="21"/>
+          <w:szCs w:val="21"/>
+        </w:rPr>
+        <w:t xml:space="preserve">attempting it. Candidates worth trying: Pesapal, Elemipay, K-Pay, RwandaPay, DusuPay, and MTN's own MoMo API.</w:t>
+      </w:r>
+    </w:p>
+    <w:p>
+      <w:pPr>
+        <w:pStyle w:val="ListParagraph"/>
+        <w:numPr>
+          <w:ilvl w:val="0"/>
+          <w:numId w:val="2"/>
+        </w:numPr>
+        <w:spacing w:after="60" w:line="264"/>
+      </w:pPr>
+      <w:r>
+        <w:rPr>
+          <w:b/>
+          <w:bCs/>
+          <w:color w:val="111827"/>
+          <w:sz w:val="21"/>
+          <w:szCs w:val="21"/>
+        </w:rPr>
+        <w:t xml:space="preserve">Write the adapter.</w:t>
+      </w:r>
+      <w:r>
+        <w:rPr>
+          <w:color w:val="111827"/>
+          <w:sz w:val="21"/>
+          <w:szCs w:val="21"/>
+        </w:rPr>
+        <w:t xml:space="preserve"> The interface is documented and the settlement path</w:t>
+      </w:r>
+    </w:p>
+    <w:p>
+      <w:pPr>
+        <w:spacing w:after="140" w:line="276"/>
+      </w:pPr>
+      <w:r>
+        <w:rPr>
+          <w:color w:val="111827"/>
+          <w:sz w:val="21"/>
+          <w:szCs w:val="21"/>
+        </w:rPr>
+        <w:t xml:space="preserve">already checks amount and currency, so an adapter is roughly the size of </w:t>
+      </w:r>
+      <w:r>
+        <w:rPr>
+          <w:rFonts w:ascii="Consolas" w:cs="Consolas" w:eastAsia="Consolas" w:hAnsi="Consolas"/>
+          <w:color w:val="111827"/>
+          <w:sz w:val="19"/>
+          <w:szCs w:val="19"/>
+        </w:rPr>
+        <w:t xml:space="preserve">flutterwave.service.ts</w:t>
+      </w:r>
+      <w:r>
+        <w:rPr>
+          <w:color w:val="111827"/>
+          <w:sz w:val="21"/>
+          <w:szCs w:val="21"/>
+        </w:rPr>
+        <w:t xml:space="preserve">.</w:t>
+      </w:r>
+    </w:p>
+    <w:p>
+      <w:pPr>
+        <w:pStyle w:val="ListParagraph"/>
+        <w:numPr>
+          <w:ilvl w:val="0"/>
+          <w:numId w:val="2"/>
+        </w:numPr>
+        <w:spacing w:after="60" w:line="264"/>
+      </w:pPr>
+      <w:r>
+        <w:rPr>
+          <w:b/>
+          <w:bCs/>
+          <w:color w:val="111827"/>
+          <w:sz w:val="21"/>
+          <w:szCs w:val="21"/>
+        </w:rPr>
+        <w:t xml:space="preserve">Build the PUSH screen.</w:t>
+      </w:r>
+      <w:r>
+        <w:rPr>
+          <w:color w:val="111827"/>
+          <w:sz w:val="21"/>
+          <w:szCs w:val="21"/>
+        </w:rPr>
+        <w:t xml:space="preserve"> This is the part that is genuinely missing rather</w:t>
+      </w:r>
+    </w:p>
+    <w:p>
+      <w:pPr>
+        <w:spacing w:after="140" w:line="276"/>
+      </w:pPr>
+      <w:r>
+        <w:rPr>
+          <w:color w:val="111827"/>
+          <w:sz w:val="21"/>
+          <w:szCs w:val="21"/>
+        </w:rPr>
+        <w:t xml:space="preserve">than merely unwritten. Mobile money does not redirect anywhere: you send a prompt to a phone number and wait. That needs a phone-number field, a "check your phone" state, and polling — none of which a redirect flow uses, and none of which exists today. </w:t>
+      </w:r>
+      <w:r>
+        <w:rPr>
+          <w:rFonts w:ascii="Consolas" w:cs="Consolas" w:eastAsia="Consolas" w:hAnsi="Consolas"/>
+          <w:color w:val="111827"/>
+          <w:sz w:val="19"/>
+          <w:szCs w:val="19"/>
+        </w:rPr>
+        <w:t xml:space="preserve">CheckoutResult</w:t>
+      </w:r>
+      <w:r>
+        <w:rPr>
+          <w:color w:val="111827"/>
+          <w:sz w:val="21"/>
+          <w:szCs w:val="21"/>
+        </w:rPr>
+        <w:t xml:space="preserve"> is a union specifically so this cannot be forgotten at compile time.</w:t>
+      </w:r>
+    </w:p>
+    <w:p>
+      <w:pPr>
+        <w:spacing w:after="140" w:line="276"/>
+      </w:pPr>
+      <w:r>
+        <w:rPr>
+          <w:color w:val="111827"/>
+          <w:sz w:val="21"/>
+          <w:szCs w:val="21"/>
+        </w:rPr>
+        <w:t xml:space="preserve">MTN's sandbox is free and self-service with no business verification, so the PUSH flow can be built and demonstrated end to end before any commercial agreement exists. Production needs approval from MTN, which takes time — start it early.</w:t>
+      </w:r>
+    </w:p>
+    <w:p>
+      <w:pPr>
+        <w:spacing w:after="140" w:line="276"/>
+      </w:pPr>
+      <w:r>
+        <w:rPr>
+          <w:color w:val="111827"/>
+          <w:sz w:val="21"/>
+          <w:szCs w:val="21"/>
+        </w:rPr>
+        <w:t xml:space="preserve">Given mobile money is around 90% of payments in Rwanda, PUSH is the flow that matters. Cards are the edge case here, not the default.</w:t>
       </w:r>
     </w:p>
     <w:p>

--- a/docs/word/ROADMAP.docx
+++ b/docs/word/ROADMAP.docx
@@ -29,7 +29,7 @@
           <w:sz w:val="18"/>
           <w:szCs w:val="18"/>
         </w:rPr>
-        <w:t xml:space="preserve">Generated from the repository on 2026-08-11. The markdown source is authoritative.</w:t>
+        <w:t xml:space="preserve">Generated from the repository on 2026-08-17. The markdown source is authoritative.</w:t>
       </w:r>
     </w:p>
     <w:p>
@@ -202,33 +202,83 @@
           <w:sz w:val="21"/>
           <w:szCs w:val="21"/>
         </w:rPr>
-        <w:t xml:space="preserve">There is no password reset.</w:t>
-      </w:r>
-      <w:r>
-        <w:rPr>
-          <w:color w:val="111827"/>
-          <w:sz w:val="21"/>
-          <w:szCs w:val="21"/>
-        </w:rPr>
-        <w:t xml:space="preserve"> See </w:t>
-      </w:r>
-      <w:r>
-        <w:rPr>
-          <w:i/>
-          <w:iCs/>
-          <w:color w:val="111827"/>
-          <w:sz w:val="21"/>
-          <w:szCs w:val="21"/>
-        </w:rPr>
-        <w:t xml:space="preserve">SECURITY.md</w:t>
-      </w:r>
-      <w:r>
-        <w:rPr>
-          <w:color w:val="111827"/>
-          <w:sz w:val="21"/>
-          <w:szCs w:val="21"/>
-        </w:rPr>
-        <w:t xml:space="preserve"> — an owner who forgets their password today has no route back into their own data.</w:t>
+        <w:t xml:space="preserve">Password reset is built but not deliverable.</w:t>
+      </w:r>
+      <w:r>
+        <w:rPr>
+          <w:color w:val="111827"/>
+          <w:sz w:val="21"/>
+          <w:szCs w:val="21"/>
+        </w:rPr>
+        <w:t xml:space="preserve"> The flow exists end to end — emailed single-use token, thirty-minute expiry, all sessions revoked on completion — but with </w:t>
+      </w:r>
+      <w:r>
+        <w:rPr>
+          <w:rFonts w:ascii="Consolas" w:cs="Consolas" w:eastAsia="Consolas" w:hAnsi="Consolas"/>
+          <w:color w:val="111827"/>
+          <w:sz w:val="19"/>
+          <w:szCs w:val="19"/>
+        </w:rPr>
+        <w:t xml:space="preserve">MAIL_PROVIDER=log</w:t>
+      </w:r>
+      <w:r>
+        <w:rPr>
+          <w:color w:val="111827"/>
+          <w:sz w:val="21"/>
+          <w:szCs w:val="21"/>
+        </w:rPr>
+        <w:t xml:space="preserve"> (the default) the link lands in the server log, not an inbox. Set </w:t>
+      </w:r>
+      <w:r>
+        <w:rPr>
+          <w:rFonts w:ascii="Consolas" w:cs="Consolas" w:eastAsia="Consolas" w:hAnsi="Consolas"/>
+          <w:color w:val="111827"/>
+          <w:sz w:val="19"/>
+          <w:szCs w:val="19"/>
+        </w:rPr>
+        <w:t xml:space="preserve">MAIL_PROVIDER=resend</w:t>
+      </w:r>
+      <w:r>
+        <w:rPr>
+          <w:color w:val="111827"/>
+          <w:sz w:val="21"/>
+          <w:szCs w:val="21"/>
+        </w:rPr>
+        <w:t xml:space="preserve"> with </w:t>
+      </w:r>
+      <w:r>
+        <w:rPr>
+          <w:rFonts w:ascii="Consolas" w:cs="Consolas" w:eastAsia="Consolas" w:hAnsi="Consolas"/>
+          <w:color w:val="111827"/>
+          <w:sz w:val="19"/>
+          <w:szCs w:val="19"/>
+        </w:rPr>
+        <w:t xml:space="preserve">RESEND_API_KEY</w:t>
+      </w:r>
+      <w:r>
+        <w:rPr>
+          <w:color w:val="111827"/>
+          <w:sz w:val="21"/>
+          <w:szCs w:val="21"/>
+        </w:rPr>
+        <w:t xml:space="preserve"> and a verified sending domain in </w:t>
+      </w:r>
+      <w:r>
+        <w:rPr>
+          <w:rFonts w:ascii="Consolas" w:cs="Consolas" w:eastAsia="Consolas" w:hAnsi="Consolas"/>
+          <w:color w:val="111827"/>
+          <w:sz w:val="19"/>
+          <w:szCs w:val="19"/>
+        </w:rPr>
+        <w:t xml:space="preserve">MAIL_FROM</w:t>
+      </w:r>
+      <w:r>
+        <w:rPr>
+          <w:color w:val="111827"/>
+          <w:sz w:val="21"/>
+          <w:szCs w:val="21"/>
+        </w:rPr>
+        <w:t xml:space="preserve">; the free tier's 100 emails/day is plenty for resets.</w:t>
       </w:r>
     </w:p>
     <w:p>
@@ -770,15 +820,66 @@
           <w:sz w:val="21"/>
           <w:szCs w:val="21"/>
         </w:rPr>
-        <w:t xml:space="preserve">Nobody knows what the assistant actually costs.</w:t>
-      </w:r>
-      <w:r>
-        <w:rPr>
-          <w:color w:val="111827"/>
-          <w:sz w:val="21"/>
-          <w:szCs w:val="21"/>
-        </w:rPr>
-        <w:t xml:space="preserve"> The platform dashboard prices it from </w:t>
+        <w:t xml:space="preserve">The assistant's cost is now measured, not guessed.</w:t>
+      </w:r>
+      <w:r>
+        <w:rPr>
+          <w:color w:val="111827"/>
+          <w:sz w:val="21"/>
+          <w:szCs w:val="21"/>
+        </w:rPr>
+        <w:t xml:space="preserve"> Every assistant reply records its real input and output token counts on </w:t>
+      </w:r>
+      <w:r>
+        <w:rPr>
+          <w:rFonts w:ascii="Consolas" w:cs="Consolas" w:eastAsia="Consolas" w:hAnsi="Consolas"/>
+          <w:color w:val="111827"/>
+          <w:sz w:val="19"/>
+          <w:szCs w:val="19"/>
+        </w:rPr>
+        <w:t xml:space="preserve">AiMessage</w:t>
+      </w:r>
+      <w:r>
+        <w:rPr>
+          <w:color w:val="111827"/>
+          <w:sz w:val="21"/>
+          <w:szCs w:val="21"/>
+        </w:rPr>
+        <w:t xml:space="preserve">, and the platform dashboard prices the AI line from those at </w:t>
+      </w:r>
+      <w:r>
+        <w:rPr>
+          <w:rFonts w:ascii="Consolas" w:cs="Consolas" w:eastAsia="Consolas" w:hAnsi="Consolas"/>
+          <w:color w:val="111827"/>
+          <w:sz w:val="19"/>
+          <w:szCs w:val="19"/>
+        </w:rPr>
+        <w:t xml:space="preserve">AI_INPUT_RWF_PER_MTOK</w:t>
+      </w:r>
+      <w:r>
+        <w:rPr>
+          <w:color w:val="111827"/>
+          <w:sz w:val="21"/>
+          <w:szCs w:val="21"/>
+        </w:rPr>
+        <w:t xml:space="preserve"> / </w:t>
+      </w:r>
+      <w:r>
+        <w:rPr>
+          <w:rFonts w:ascii="Consolas" w:cs="Consolas" w:eastAsia="Consolas" w:hAnsi="Consolas"/>
+          <w:color w:val="111827"/>
+          <w:sz w:val="19"/>
+          <w:szCs w:val="19"/>
+        </w:rPr>
+        <w:t xml:space="preserve">AI_OUTPUT_RWF_PER_MTOK</w:t>
+      </w:r>
+      <w:r>
+        <w:rPr>
+          <w:color w:val="111827"/>
+          <w:sz w:val="21"/>
+          <w:szCs w:val="21"/>
+        </w:rPr>
+        <w:t xml:space="preserve"> (older, unmetered replies still use the </w:t>
       </w:r>
       <w:r>
         <w:rPr>
@@ -795,41 +896,7 @@
           <w:sz w:val="21"/>
           <w:szCs w:val="21"/>
         </w:rPr>
-        <w:t xml:space="preserve">, a guess. Token usage is not recorded per message. On </w:t>
-      </w:r>
-      <w:r>
-        <w:rPr>
-          <w:rFonts w:ascii="Consolas" w:cs="Consolas" w:eastAsia="Consolas" w:hAnsi="Consolas"/>
-          <w:color w:val="111827"/>
-          <w:sz w:val="19"/>
-          <w:szCs w:val="19"/>
-        </w:rPr>
-        <w:t xml:space="preserve">claude-opus-5</w:t>
-      </w:r>
-      <w:r>
-        <w:rPr>
-          <w:color w:val="111827"/>
-          <w:sz w:val="21"/>
-          <w:szCs w:val="21"/>
-        </w:rPr>
-        <w:t xml:space="preserve"> with Starter's 300-question allowance against RWF 7,000/month, this is the line most likely to cost more than it earns — and it is currently unmeasured. Record real token counts on </w:t>
-      </w:r>
-      <w:r>
-        <w:rPr>
-          <w:rFonts w:ascii="Consolas" w:cs="Consolas" w:eastAsia="Consolas" w:hAnsi="Consolas"/>
-          <w:color w:val="111827"/>
-          <w:sz w:val="19"/>
-          <w:szCs w:val="19"/>
-        </w:rPr>
-        <w:t xml:space="preserve">AiMessage</w:t>
-      </w:r>
-      <w:r>
-        <w:rPr>
-          <w:color w:val="111827"/>
-          <w:sz w:val="21"/>
-          <w:szCs w:val="21"/>
-        </w:rPr>
-        <w:t xml:space="preserve">, compare against an Anthropic invoice, and switch </w:t>
+        <w:t xml:space="preserve"> estimate). What remains is judgement, not plumbing: check the dashboard's figure against a real provider invoice after the first month, keep the RWF-per-Mtok rates current when the exchange rate moves, and switch </w:t>
       </w:r>
       <w:r>
         <w:rPr>
@@ -863,7 +930,7 @@
           <w:sz w:val="21"/>
           <w:szCs w:val="21"/>
         </w:rPr>
-        <w:t xml:space="preserve"> if the numbers do not work.</w:t>
+        <w:t xml:space="preserve"> if Starter's 300-question allowance does not cover its own cost.</w:t>
       </w:r>
     </w:p>
     <w:p>
@@ -999,36 +1066,73 @@
           <w:bCs/>
           <w:color w:val="0F766E"/>
         </w:rPr>
-        <w:t xml:space="preserve">The payment provider is unresolved</w:t>
-      </w:r>
-    </w:p>
-    <w:p>
-      <w:pPr>
-        <w:spacing w:after="140" w:line="276"/>
-      </w:pPr>
-      <w:r>
-        <w:rPr>
-          <w:b/>
-          <w:bCs/>
-          <w:color w:val="111827"/>
-          <w:sz w:val="21"/>
-          <w:szCs w:val="21"/>
-        </w:rPr>
-        <w:t xml:space="preserve">Do not treat the Flutterwave integration as finished.</w:t>
-      </w:r>
-      <w:r>
-        <w:rPr>
-          <w:color w:val="111827"/>
-          <w:sz w:val="21"/>
-          <w:szCs w:val="21"/>
-        </w:rPr>
-        <w:t xml:space="preserve"> It is complete and correct as code — hosted checkout, verified amounts, idempotent settlement, signed webhooks — but it may be built on a provider that will not open a merchant account in Rwanda. Stripe was ruled out for exactly that reason and Flutterwave was chosen as the alternative; that choice was made from documentation, not from trying to sign up.</w:t>
-      </w:r>
-    </w:p>
-    <w:p>
-      <w:pPr>
-        <w:spacing w:after="140" w:line="276"/>
-      </w:pPr>
+        <w:t xml:space="preserve">The payment provider: built on MoMo, pending MTN's approval</w:t>
+      </w:r>
+    </w:p>
+    <w:p>
+      <w:pPr>
+        <w:spacing w:after="140" w:line="276"/>
+      </w:pPr>
+      <w:r>
+        <w:rPr>
+          <w:color w:val="111827"/>
+          <w:sz w:val="21"/>
+          <w:szCs w:val="21"/>
+        </w:rPr>
+        <w:t xml:space="preserve">The MTN MoMo integration is </w:t>
+      </w:r>
+      <w:r>
+        <w:rPr>
+          <w:b/>
+          <w:bCs/>
+          <w:color w:val="111827"/>
+          <w:sz w:val="21"/>
+          <w:szCs w:val="21"/>
+        </w:rPr>
+        <w:t xml:space="preserve">built and working against the sandbox</w:t>
+      </w:r>
+      <w:r>
+        <w:rPr>
+          <w:color w:val="111827"/>
+          <w:sz w:val="21"/>
+          <w:szCs w:val="21"/>
+        </w:rPr>
+        <w:t xml:space="preserve">: the adapter (</w:t>
+      </w:r>
+      <w:r>
+        <w:rPr>
+          <w:rFonts w:ascii="Consolas" w:cs="Consolas" w:eastAsia="Consolas" w:hAnsi="Consolas"/>
+          <w:color w:val="111827"/>
+          <w:sz w:val="19"/>
+          <w:szCs w:val="19"/>
+        </w:rPr>
+        <w:t xml:space="preserve">mtn-momo.service.ts</w:t>
+      </w:r>
+      <w:r>
+        <w:rPr>
+          <w:color w:val="111827"/>
+          <w:sz w:val="21"/>
+          <w:szCs w:val="21"/>
+        </w:rPr>
+        <w:t xml:space="preserve">), the PUSH screen — phone-number field, "approve on your phone" state, polling — and settlement that re-queries MTN for the real amount before crediting. </w:t>
+      </w:r>
+      <w:r>
+        <w:rPr>
+          <w:rFonts w:ascii="Consolas" w:cs="Consolas" w:eastAsia="Consolas" w:hAnsi="Consolas"/>
+          <w:color w:val="111827"/>
+          <w:sz w:val="19"/>
+          <w:szCs w:val="19"/>
+        </w:rPr>
+        <w:t xml:space="preserve">PAYMENT_PROVIDER=mtn-momo</w:t>
+      </w:r>
+      <w:r>
+        <w:rPr>
+          <w:color w:val="111827"/>
+          <w:sz w:val="21"/>
+          <w:szCs w:val="21"/>
+        </w:rPr>
+        <w:t xml:space="preserve"> selects it; Flutterwave remains the alternative adapter behind the same </w:t>
+      </w:r>
       <w:r>
         <w:rPr>
           <w:rFonts w:ascii="Consolas" w:cs="Consolas" w:eastAsia="Consolas" w:hAnsi="Consolas"/>
@@ -1044,20 +1148,162 @@
           <w:sz w:val="21"/>
           <w:szCs w:val="21"/>
         </w:rPr>
-        <w:t xml:space="preserve"> is the seam. Settlement, entitlements and the billing tables are provider-agnostic; a new provider is one adapter.</w:t>
-      </w:r>
-    </w:p>
-    <w:p>
-      <w:pPr>
-        <w:spacing w:after="140" w:line="276"/>
-      </w:pPr>
-      <w:r>
-        <w:rPr>
-          <w:color w:val="111827"/>
-          <w:sz w:val="21"/>
-          <w:szCs w:val="21"/>
-        </w:rPr>
-        <w:t xml:space="preserve">What still has to happen:</w:t>
+        <w:t xml:space="preserve"> seam.</w:t>
+      </w:r>
+    </w:p>
+    <w:p>
+      <w:pPr>
+        <w:spacing w:after="140" w:line="276"/>
+      </w:pPr>
+      <w:r>
+        <w:rPr>
+          <w:color w:val="111827"/>
+          <w:sz w:val="21"/>
+          <w:szCs w:val="21"/>
+        </w:rPr>
+        <w:t xml:space="preserve">Two things the sandbox taught, so nobody re-learns them:</w:t>
+      </w:r>
+    </w:p>
+    <w:p>
+      <w:pPr>
+        <w:pStyle w:val="ListParagraph"/>
+        <w:numPr>
+          <w:ilvl w:val="0"/>
+          <w:numId w:val="1"/>
+        </w:numPr>
+        <w:spacing w:after="60" w:line="264"/>
+      </w:pPr>
+      <w:r>
+        <w:rPr>
+          <w:b/>
+          <w:bCs/>
+          <w:color w:val="111827"/>
+          <w:sz w:val="21"/>
+          <w:szCs w:val="21"/>
+        </w:rPr>
+        <w:t xml:space="preserve">The sandbox settles EUR only.</w:t>
+      </w:r>
+      <w:r>
+        <w:rPr>
+          <w:color w:val="111827"/>
+          <w:sz w:val="21"/>
+          <w:szCs w:val="21"/>
+        </w:rPr>
+        <w:t xml:space="preserve"> RWF appears the moment production</w:t>
+      </w:r>
+    </w:p>
+    <w:p>
+      <w:pPr>
+        <w:spacing w:after="140" w:line="276"/>
+      </w:pPr>
+      <w:r>
+        <w:rPr>
+          <w:color w:val="111827"/>
+          <w:sz w:val="21"/>
+          <w:szCs w:val="21"/>
+        </w:rPr>
+        <w:t xml:space="preserve">credentials do; the settlement path relaxes the currency check in sandbox only (</w:t>
+      </w:r>
+      <w:r>
+        <w:rPr>
+          <w:rFonts w:ascii="Consolas" w:cs="Consolas" w:eastAsia="Consolas" w:hAnsi="Consolas"/>
+          <w:color w:val="111827"/>
+          <w:sz w:val="19"/>
+          <w:szCs w:val="19"/>
+        </w:rPr>
+        <w:t xml:space="preserve">isSandbox</w:t>
+      </w:r>
+      <w:r>
+        <w:rPr>
+          <w:color w:val="111827"/>
+          <w:sz w:val="21"/>
+          <w:szCs w:val="21"/>
+        </w:rPr>
+        <w:t xml:space="preserve">), never in production.</w:t>
+      </w:r>
+    </w:p>
+    <w:p>
+      <w:pPr>
+        <w:pStyle w:val="ListParagraph"/>
+        <w:numPr>
+          <w:ilvl w:val="0"/>
+          <w:numId w:val="1"/>
+        </w:numPr>
+        <w:spacing w:after="60" w:line="264"/>
+      </w:pPr>
+      <w:r>
+        <w:rPr>
+          <w:b/>
+          <w:bCs/>
+          <w:color w:val="111827"/>
+          <w:sz w:val="21"/>
+          <w:szCs w:val="21"/>
+        </w:rPr>
+        <w:t xml:space="preserve">MTN rejects non-ASCII in the handset prompt</w:t>
+      </w:r>
+      <w:r>
+        <w:rPr>
+          <w:color w:val="111827"/>
+          <w:sz w:val="21"/>
+          <w:szCs w:val="21"/>
+        </w:rPr>
+        <w:t xml:space="preserve"> with a bodyless 400 — an em</w:t>
+      </w:r>
+    </w:p>
+    <w:p>
+      <w:pPr>
+        <w:spacing w:after="140" w:line="276"/>
+      </w:pPr>
+      <w:r>
+        <w:rPr>
+          <w:color w:val="111827"/>
+          <w:sz w:val="21"/>
+          <w:szCs w:val="21"/>
+        </w:rPr>
+        <w:t xml:space="preserve">dash in a plan name once broke every checkout. </w:t>
+      </w:r>
+      <w:r>
+        <w:rPr>
+          <w:rFonts w:ascii="Consolas" w:cs="Consolas" w:eastAsia="Consolas" w:hAnsi="Consolas"/>
+          <w:color w:val="111827"/>
+          <w:sz w:val="19"/>
+          <w:szCs w:val="19"/>
+        </w:rPr>
+        <w:t xml:space="preserve">toMomoText()</w:t>
+      </w:r>
+      <w:r>
+        <w:rPr>
+          <w:color w:val="111827"/>
+          <w:sz w:val="21"/>
+          <w:szCs w:val="21"/>
+        </w:rPr>
+        <w:t xml:space="preserve"> folds text to ASCII before sending; keep it on that path.</w:t>
+      </w:r>
+    </w:p>
+    <w:p>
+      <w:pPr>
+        <w:spacing w:after="140" w:line="276"/>
+      </w:pPr>
+      <w:r>
+        <w:rPr>
+          <w:color w:val="111827"/>
+          <w:sz w:val="21"/>
+          <w:szCs w:val="21"/>
+        </w:rPr>
+        <w:t xml:space="preserve">There is no payee number to configure: money lands in the merchant wallet the API credentials belong to. Which wallet gets paid is decided at MTN onboarding, not in the app.</w:t>
+      </w:r>
+    </w:p>
+    <w:p>
+      <w:pPr>
+        <w:spacing w:after="140" w:line="276"/>
+      </w:pPr>
+      <w:r>
+        <w:rPr>
+          <w:color w:val="111827"/>
+          <w:sz w:val="21"/>
+          <w:szCs w:val="21"/>
+        </w:rPr>
+        <w:t xml:space="preserve">What still has to happen is commercial, not code:</w:t>
       </w:r>
     </w:p>
     <w:p>
@@ -1077,28 +1323,28 @@
           <w:sz w:val="21"/>
           <w:szCs w:val="21"/>
         </w:rPr>
-        <w:t xml:space="preserve">Confirm what will actually onboard you.</w:t>
-      </w:r>
-      <w:r>
-        <w:rPr>
-          <w:color w:val="111827"/>
-          <w:sz w:val="21"/>
-          <w:szCs w:val="21"/>
-        </w:rPr>
-        <w:t xml:space="preserve"> This can only be settled by</w:t>
-      </w:r>
-    </w:p>
-    <w:p>
-      <w:pPr>
-        <w:spacing w:after="140" w:line="276"/>
-      </w:pPr>
-      <w:r>
-        <w:rPr>
-          <w:color w:val="111827"/>
-          <w:sz w:val="21"/>
-          <w:szCs w:val="21"/>
-        </w:rPr>
-        <w:t xml:space="preserve">attempting it. Candidates worth trying: Pesapal, Elemipay, K-Pay, RwandaPay, DusuPay, and MTN's own MoMo API.</w:t>
+        <w:t xml:space="preserve">Start MTN production onboarding now</w:t>
+      </w:r>
+      <w:r>
+        <w:rPr>
+          <w:color w:val="111827"/>
+          <w:sz w:val="21"/>
+          <w:szCs w:val="21"/>
+        </w:rPr>
+        <w:t xml:space="preserve"> (momodeveloper.mtn.com → the</w:t>
+      </w:r>
+    </w:p>
+    <w:p>
+      <w:pPr>
+        <w:spacing w:after="140" w:line="276"/>
+      </w:pPr>
+      <w:r>
+        <w:rPr>
+          <w:color w:val="111827"/>
+          <w:sz w:val="21"/>
+          <w:szCs w:val="21"/>
+        </w:rPr>
+        <w:t xml:space="preserve">Collections product). It needs business verification and takes time — it is the gate between the working sandbox demo and receiving real money.</w:t>
       </w:r>
     </w:p>
     <w:p>
@@ -1118,45 +1364,258 @@
           <w:sz w:val="21"/>
           <w:szCs w:val="21"/>
         </w:rPr>
-        <w:t xml:space="preserve">Write the adapter.</w:t>
-      </w:r>
-      <w:r>
-        <w:rPr>
-          <w:color w:val="111827"/>
-          <w:sz w:val="21"/>
-          <w:szCs w:val="21"/>
-        </w:rPr>
-        <w:t xml:space="preserve"> The interface is documented and the settlement path</w:t>
-      </w:r>
-    </w:p>
-    <w:p>
-      <w:pPr>
-        <w:spacing w:after="140" w:line="276"/>
-      </w:pPr>
-      <w:r>
-        <w:rPr>
-          <w:color w:val="111827"/>
-          <w:sz w:val="21"/>
-          <w:szCs w:val="21"/>
-        </w:rPr>
-        <w:t xml:space="preserve">already checks amount and currency, so an adapter is roughly the size of </w:t>
-      </w:r>
-      <w:r>
-        <w:rPr>
-          <w:rFonts w:ascii="Consolas" w:cs="Consolas" w:eastAsia="Consolas" w:hAnsi="Consolas"/>
-          <w:color w:val="111827"/>
-          <w:sz w:val="19"/>
-          <w:szCs w:val="19"/>
-        </w:rPr>
-        <w:t xml:space="preserve">flutterwave.service.ts</w:t>
-      </w:r>
-      <w:r>
-        <w:rPr>
-          <w:color w:val="111827"/>
-          <w:sz w:val="21"/>
-          <w:szCs w:val="21"/>
-        </w:rPr>
-        <w:t xml:space="preserve">.</w:t>
+        <w:t xml:space="preserve">Paste the production credentials</w:t>
+      </w:r>
+      <w:r>
+        <w:rPr>
+          <w:color w:val="111827"/>
+          <w:sz w:val="21"/>
+          <w:szCs w:val="21"/>
+        </w:rPr>
+        <w:t xml:space="preserve"> into Render and set</w:t>
+      </w:r>
+    </w:p>
+    <w:p>
+      <w:pPr>
+        <w:spacing w:after="140" w:line="276"/>
+      </w:pPr>
+      <w:r>
+        <w:rPr>
+          <w:rFonts w:ascii="Consolas" w:cs="Consolas" w:eastAsia="Consolas" w:hAnsi="Consolas"/>
+          <w:color w:val="111827"/>
+          <w:sz w:val="19"/>
+          <w:szCs w:val="19"/>
+        </w:rPr>
+        <w:t xml:space="preserve">MOMO_TARGET_ENVIRONMENT=production</w:t>
+      </w:r>
+      <w:r>
+        <w:rPr>
+          <w:color w:val="111827"/>
+          <w:sz w:val="21"/>
+          <w:szCs w:val="21"/>
+        </w:rPr>
+        <w:t xml:space="preserve"> with the production base URL. The app already behaves correctly on both sides of that switch.</w:t>
+      </w:r>
+    </w:p>
+    <w:p>
+      <w:pPr>
+        <w:spacing w:after="140" w:line="276"/>
+      </w:pPr>
+      <w:r>
+        <w:rPr>
+          <w:color w:val="111827"/>
+          <w:sz w:val="21"/>
+          <w:szCs w:val="21"/>
+        </w:rPr>
+        <w:t xml:space="preserve">Given mobile money is around 90% of payments in Rwanda, PUSH is the flow that matters. Cards are the edge case here, not the default — and if MTN onboarding stalls, the Flutterwave adapter is the fallback to actually attempt, since that choice was made from documentation, not from trying to sign up.</w:t>
+      </w:r>
+    </w:p>
+    <w:p>
+      <w:pPr>
+        <w:spacing w:after="140" w:line="276"/>
+      </w:pPr>
+      <w:r>
+        <w:rPr>
+          <w:b/>
+          <w:bCs/>
+          <w:color w:val="111827"/>
+          <w:sz w:val="21"/>
+          <w:szCs w:val="21"/>
+        </w:rPr>
+        <w:t xml:space="preserve">No CI.</w:t>
+      </w:r>
+      <w:r>
+        <w:rPr>
+          <w:color w:val="111827"/>
+          <w:sz w:val="21"/>
+          <w:szCs w:val="21"/>
+        </w:rPr>
+        <w:t xml:space="preserve"> Nothing runs the typecheck, the build or the smoke test on push. The first production deploy failed on something a five-second CI job would have caught, and the feedback loop was a ten-minute cloud build instead.</w:t>
+      </w:r>
+    </w:p>
+    <w:p>
+      <w:pPr>
+        <w:spacing w:after="140" w:line="276"/>
+      </w:pPr>
+      <w:r>
+        <w:rPr>
+          <w:b/>
+          <w:bCs/>
+          <w:color w:val="111827"/>
+          <w:sz w:val="21"/>
+          <w:szCs w:val="21"/>
+        </w:rPr>
+        <w:t xml:space="preserve">`packages/shared/tsconfig.json` still uses `moduleResolution: "node"`.</w:t>
+      </w:r>
+      <w:r>
+        <w:rPr>
+          <w:color w:val="111827"/>
+          <w:sz w:val="21"/>
+          <w:szCs w:val="21"/>
+        </w:rPr>
+        <w:t xml:space="preserve"> That is the old node10 algorithm. TypeScript 5 accepts it with a deprecation warning; TypeScript 6 and 7 remove it outright, so this breaks the moment the toolchain is upgraded. Move it and </w:t>
+      </w:r>
+      <w:r>
+        <w:rPr>
+          <w:rFonts w:ascii="Consolas" w:cs="Consolas" w:eastAsia="Consolas" w:hAnsi="Consolas"/>
+          <w:color w:val="111827"/>
+          <w:sz w:val="19"/>
+          <w:szCs w:val="19"/>
+        </w:rPr>
+        <w:t xml:space="preserve">module</w:t>
+      </w:r>
+      <w:r>
+        <w:rPr>
+          <w:color w:val="111827"/>
+          <w:sz w:val="21"/>
+          <w:szCs w:val="21"/>
+        </w:rPr>
+        <w:t xml:space="preserve"> to </w:t>
+      </w:r>
+      <w:r>
+        <w:rPr>
+          <w:rFonts w:ascii="Consolas" w:cs="Consolas" w:eastAsia="Consolas" w:hAnsi="Consolas"/>
+          <w:color w:val="111827"/>
+          <w:sz w:val="19"/>
+          <w:szCs w:val="19"/>
+        </w:rPr>
+        <w:t xml:space="preserve">node16</w:t>
+      </w:r>
+      <w:r>
+        <w:rPr>
+          <w:color w:val="111827"/>
+          <w:sz w:val="21"/>
+          <w:szCs w:val="21"/>
+        </w:rPr>
+        <w:t xml:space="preserve"> together — deliberately, with the build verified, not during a deploy.</w:t>
+      </w:r>
+    </w:p>
+    <w:p>
+      <w:pPr>
+        <w:spacing w:after="140" w:line="276"/>
+      </w:pPr>
+      <w:r>
+        <w:rPr>
+          <w:b/>
+          <w:bCs/>
+          <w:color w:val="111827"/>
+          <w:sz w:val="21"/>
+          <w:szCs w:val="21"/>
+        </w:rPr>
+        <w:t xml:space="preserve">The dashboard cache is invalidated by hand.</w:t>
+      </w:r>
+      <w:r>
+        <w:rPr>
+          <w:color w:val="111827"/>
+          <w:sz w:val="21"/>
+          <w:szCs w:val="21"/>
+        </w:rPr>
+        <w:t xml:space="preserve"> </w:t>
+      </w:r>
+      <w:r>
+        <w:rPr>
+          <w:rFonts w:ascii="Consolas" w:cs="Consolas" w:eastAsia="Consolas" w:hAnsi="Consolas"/>
+          <w:color w:val="111827"/>
+          <w:sz w:val="19"/>
+          <w:szCs w:val="19"/>
+        </w:rPr>
+        <w:t xml:space="preserve">reports.invalidate()</w:t>
+      </w:r>
+      <w:r>
+        <w:rPr>
+          <w:color w:val="111827"/>
+          <w:sz w:val="21"/>
+          <w:szCs w:val="21"/>
+        </w:rPr>
+        <w:t xml:space="preserve"> is called after writes. A missed call means a shopkeeper sees a stale figure for 60 seconds and doubts the product.</w:t>
+      </w:r>
+    </w:p>
+    <w:p>
+      <w:pPr>
+        <w:spacing w:after="140" w:line="276"/>
+      </w:pPr>
+      <w:r>
+        <w:rPr>
+          <w:b/>
+          <w:bCs/>
+          <w:color w:val="111827"/>
+          <w:sz w:val="21"/>
+          <w:szCs w:val="21"/>
+        </w:rPr>
+        <w:t xml:space="preserve">No database indexes have been reviewed against real query plans.</w:t>
+      </w:r>
+      <w:r>
+        <w:rPr>
+          <w:color w:val="111827"/>
+          <w:sz w:val="21"/>
+          <w:szCs w:val="21"/>
+        </w:rPr>
+        <w:t xml:space="preserve"> The obvious ones are declared, but nothing has been </w:t>
+      </w:r>
+      <w:r>
+        <w:rPr>
+          <w:rFonts w:ascii="Consolas" w:cs="Consolas" w:eastAsia="Consolas" w:hAnsi="Consolas"/>
+          <w:color w:val="111827"/>
+          <w:sz w:val="19"/>
+          <w:szCs w:val="19"/>
+        </w:rPr>
+        <w:t xml:space="preserve">EXPLAIN</w:t>
+      </w:r>
+      <w:r>
+        <w:rPr>
+          <w:color w:val="111827"/>
+          <w:sz w:val="21"/>
+          <w:szCs w:val="21"/>
+        </w:rPr>
+        <w:t xml:space="preserve">ed against a table with a year of sales in it.</w:t>
+      </w:r>
+    </w:p>
+    <w:p>
+      <w:pPr>
+        <w:spacing w:after="140" w:line="276"/>
+      </w:pPr>
+      <w:r>
+        <w:rPr>
+          <w:b/>
+          <w:bCs/>
+          <w:color w:val="111827"/>
+          <w:sz w:val="21"/>
+          <w:szCs w:val="21"/>
+        </w:rPr>
+        <w:t xml:space="preserve">`AuditLog` is written by exactly one service.</w:t>
+      </w:r>
+      <w:r>
+        <w:rPr>
+          <w:color w:val="111827"/>
+          <w:sz w:val="21"/>
+          <w:szCs w:val="21"/>
+        </w:rPr>
+        <w:t xml:space="preserve"> Either use it everywhere or delete it — a half-populated audit table is worse than none, because it looks like a record.</w:t>
+      </w:r>
+    </w:p>
+    <w:p>
+      <w:pPr>
+        <w:pBdr>
+          <w:bottom w:val="single" w:color="D1D5DB" w:sz="6" w:space="1"/>
+        </w:pBdr>
+        <w:spacing w:after="200" w:before="200"/>
+      </w:pPr>
+      <w:r>
+        <w:t xml:space="preserve"/>
+      </w:r>
+    </w:p>
+    <w:p>
+      <w:pPr>
+        <w:pStyle w:val="Heading2"/>
+        <w:spacing w:after="120" w:before="300"/>
+      </w:pPr>
+      <w:r>
+        <w:rPr>
+          <w:b/>
+          <w:bCs/>
+          <w:color w:val="0F766E"/>
+        </w:rPr>
+        <w:t xml:space="preserve">Rough order I would work in</w:t>
       </w:r>
     </w:p>
     <w:p>
@@ -1170,285 +1629,21 @@
       </w:pPr>
       <w:r>
         <w:rPr>
-          <w:b/>
-          <w:bCs/>
-          <w:color w:val="111827"/>
-          <w:sz w:val="21"/>
-          <w:szCs w:val="21"/>
-        </w:rPr>
-        <w:t xml:space="preserve">Build the PUSH screen.</w:t>
-      </w:r>
-      <w:r>
-        <w:rPr>
-          <w:color w:val="111827"/>
-          <w:sz w:val="21"/>
-          <w:szCs w:val="21"/>
-        </w:rPr>
-        <w:t xml:space="preserve"> This is the part that is genuinely missing rather</w:t>
-      </w:r>
-    </w:p>
-    <w:p>
-      <w:pPr>
-        <w:spacing w:after="140" w:line="276"/>
-      </w:pPr>
-      <w:r>
-        <w:rPr>
-          <w:color w:val="111827"/>
-          <w:sz w:val="21"/>
-          <w:szCs w:val="21"/>
-        </w:rPr>
-        <w:t xml:space="preserve">than merely unwritten. Mobile money does not redirect anywhere: you send a prompt to a phone number and wait. That needs a phone-number field, a "check your phone" state, and polling — none of which a redirect flow uses, and none of which exists today. </w:t>
-      </w:r>
-      <w:r>
-        <w:rPr>
-          <w:rFonts w:ascii="Consolas" w:cs="Consolas" w:eastAsia="Consolas" w:hAnsi="Consolas"/>
-          <w:color w:val="111827"/>
-          <w:sz w:val="19"/>
-          <w:szCs w:val="19"/>
-        </w:rPr>
-        <w:t xml:space="preserve">CheckoutResult</w:t>
-      </w:r>
-      <w:r>
-        <w:rPr>
-          <w:color w:val="111827"/>
-          <w:sz w:val="21"/>
-          <w:szCs w:val="21"/>
-        </w:rPr>
-        <w:t xml:space="preserve"> is a union specifically so this cannot be forgotten at compile time.</w:t>
-      </w:r>
-    </w:p>
-    <w:p>
-      <w:pPr>
-        <w:spacing w:after="140" w:line="276"/>
-      </w:pPr>
-      <w:r>
-        <w:rPr>
-          <w:color w:val="111827"/>
-          <w:sz w:val="21"/>
-          <w:szCs w:val="21"/>
-        </w:rPr>
-        <w:t xml:space="preserve">MTN's sandbox is free and self-service with no business verification, so the PUSH flow can be built and demonstrated end to end before any commercial agreement exists. Production needs approval from MTN, which takes time — start it early.</w:t>
-      </w:r>
-    </w:p>
-    <w:p>
-      <w:pPr>
-        <w:spacing w:after="140" w:line="276"/>
-      </w:pPr>
-      <w:r>
-        <w:rPr>
-          <w:color w:val="111827"/>
-          <w:sz w:val="21"/>
-          <w:szCs w:val="21"/>
-        </w:rPr>
-        <w:t xml:space="preserve">Given mobile money is around 90% of payments in Rwanda, PUSH is the flow that matters. Cards are the edge case here, not the default.</w:t>
-      </w:r>
-    </w:p>
-    <w:p>
-      <w:pPr>
-        <w:spacing w:after="140" w:line="276"/>
-      </w:pPr>
-      <w:r>
-        <w:rPr>
-          <w:b/>
-          <w:bCs/>
-          <w:color w:val="111827"/>
-          <w:sz w:val="21"/>
-          <w:szCs w:val="21"/>
-        </w:rPr>
-        <w:t xml:space="preserve">No CI.</w:t>
-      </w:r>
-      <w:r>
-        <w:rPr>
-          <w:color w:val="111827"/>
-          <w:sz w:val="21"/>
-          <w:szCs w:val="21"/>
-        </w:rPr>
-        <w:t xml:space="preserve"> Nothing runs the typecheck, the build or the smoke test on push. The first production deploy failed on something a five-second CI job would have caught, and the feedback loop was a ten-minute cloud build instead.</w:t>
-      </w:r>
-    </w:p>
-    <w:p>
-      <w:pPr>
-        <w:spacing w:after="140" w:line="276"/>
-      </w:pPr>
-      <w:r>
-        <w:rPr>
-          <w:b/>
-          <w:bCs/>
-          <w:color w:val="111827"/>
-          <w:sz w:val="21"/>
-          <w:szCs w:val="21"/>
-        </w:rPr>
-        <w:t xml:space="preserve">`packages/shared/tsconfig.json` still uses `moduleResolution: "node"`.</w:t>
-      </w:r>
-      <w:r>
-        <w:rPr>
-          <w:color w:val="111827"/>
-          <w:sz w:val="21"/>
-          <w:szCs w:val="21"/>
-        </w:rPr>
-        <w:t xml:space="preserve"> That is the old node10 algorithm. TypeScript 5 accepts it with a deprecation warning; TypeScript 6 and 7 remove it outright, so this breaks the moment the toolchain is upgraded. Move it and </w:t>
-      </w:r>
-      <w:r>
-        <w:rPr>
-          <w:rFonts w:ascii="Consolas" w:cs="Consolas" w:eastAsia="Consolas" w:hAnsi="Consolas"/>
-          <w:color w:val="111827"/>
-          <w:sz w:val="19"/>
-          <w:szCs w:val="19"/>
-        </w:rPr>
-        <w:t xml:space="preserve">module</w:t>
-      </w:r>
-      <w:r>
-        <w:rPr>
-          <w:color w:val="111827"/>
-          <w:sz w:val="21"/>
-          <w:szCs w:val="21"/>
-        </w:rPr>
-        <w:t xml:space="preserve"> to </w:t>
-      </w:r>
-      <w:r>
-        <w:rPr>
-          <w:rFonts w:ascii="Consolas" w:cs="Consolas" w:eastAsia="Consolas" w:hAnsi="Consolas"/>
-          <w:color w:val="111827"/>
-          <w:sz w:val="19"/>
-          <w:szCs w:val="19"/>
-        </w:rPr>
-        <w:t xml:space="preserve">node16</w:t>
-      </w:r>
-      <w:r>
-        <w:rPr>
-          <w:color w:val="111827"/>
-          <w:sz w:val="21"/>
-          <w:szCs w:val="21"/>
-        </w:rPr>
-        <w:t xml:space="preserve"> together — deliberately, with the build verified, not during a deploy.</w:t>
-      </w:r>
-    </w:p>
-    <w:p>
-      <w:pPr>
-        <w:spacing w:after="140" w:line="276"/>
-      </w:pPr>
-      <w:r>
-        <w:rPr>
-          <w:b/>
-          <w:bCs/>
-          <w:color w:val="111827"/>
-          <w:sz w:val="21"/>
-          <w:szCs w:val="21"/>
-        </w:rPr>
-        <w:t xml:space="preserve">The dashboard cache is invalidated by hand.</w:t>
-      </w:r>
-      <w:r>
-        <w:rPr>
-          <w:color w:val="111827"/>
-          <w:sz w:val="21"/>
-          <w:szCs w:val="21"/>
-        </w:rPr>
-        <w:t xml:space="preserve"> </w:t>
-      </w:r>
-      <w:r>
-        <w:rPr>
-          <w:rFonts w:ascii="Consolas" w:cs="Consolas" w:eastAsia="Consolas" w:hAnsi="Consolas"/>
-          <w:color w:val="111827"/>
-          <w:sz w:val="19"/>
-          <w:szCs w:val="19"/>
-        </w:rPr>
-        <w:t xml:space="preserve">reports.invalidate()</w:t>
-      </w:r>
-      <w:r>
-        <w:rPr>
-          <w:color w:val="111827"/>
-          <w:sz w:val="21"/>
-          <w:szCs w:val="21"/>
-        </w:rPr>
-        <w:t xml:space="preserve"> is called after writes. A missed call means a shopkeeper sees a stale figure for 60 seconds and doubts the product.</w:t>
-      </w:r>
-    </w:p>
-    <w:p>
-      <w:pPr>
-        <w:spacing w:after="140" w:line="276"/>
-      </w:pPr>
-      <w:r>
-        <w:rPr>
-          <w:b/>
-          <w:bCs/>
-          <w:color w:val="111827"/>
-          <w:sz w:val="21"/>
-          <w:szCs w:val="21"/>
-        </w:rPr>
-        <w:t xml:space="preserve">No database indexes have been reviewed against real query plans.</w:t>
-      </w:r>
-      <w:r>
-        <w:rPr>
-          <w:color w:val="111827"/>
-          <w:sz w:val="21"/>
-          <w:szCs w:val="21"/>
-        </w:rPr>
-        <w:t xml:space="preserve"> The obvious ones are declared, but nothing has been </w:t>
-      </w:r>
-      <w:r>
-        <w:rPr>
-          <w:rFonts w:ascii="Consolas" w:cs="Consolas" w:eastAsia="Consolas" w:hAnsi="Consolas"/>
-          <w:color w:val="111827"/>
-          <w:sz w:val="19"/>
-          <w:szCs w:val="19"/>
-        </w:rPr>
-        <w:t xml:space="preserve">EXPLAIN</w:t>
-      </w:r>
-      <w:r>
-        <w:rPr>
-          <w:color w:val="111827"/>
-          <w:sz w:val="21"/>
-          <w:szCs w:val="21"/>
-        </w:rPr>
-        <w:t xml:space="preserve">ed against a table with a year of sales in it.</w:t>
-      </w:r>
-    </w:p>
-    <w:p>
-      <w:pPr>
-        <w:spacing w:after="140" w:line="276"/>
-      </w:pPr>
-      <w:r>
-        <w:rPr>
-          <w:b/>
-          <w:bCs/>
-          <w:color w:val="111827"/>
-          <w:sz w:val="21"/>
-          <w:szCs w:val="21"/>
-        </w:rPr>
-        <w:t xml:space="preserve">`AuditLog` is written by exactly one service.</w:t>
-      </w:r>
-      <w:r>
-        <w:rPr>
-          <w:color w:val="111827"/>
-          <w:sz w:val="21"/>
-          <w:szCs w:val="21"/>
-        </w:rPr>
-        <w:t xml:space="preserve"> Either use it everywhere or delete it — a half-populated audit table is worse than none, because it looks like a record.</w:t>
-      </w:r>
-    </w:p>
-    <w:p>
-      <w:pPr>
-        <w:pBdr>
-          <w:bottom w:val="single" w:color="D1D5DB" w:sz="6" w:space="1"/>
-        </w:pBdr>
-        <w:spacing w:after="200" w:before="200"/>
-      </w:pPr>
-      <w:r>
-        <w:t xml:space="preserve"/>
-      </w:r>
-    </w:p>
-    <w:p>
-      <w:pPr>
-        <w:pStyle w:val="Heading2"/>
-        <w:spacing w:after="120" w:before="300"/>
-      </w:pPr>
-      <w:r>
-        <w:rPr>
-          <w:b/>
-          <w:bCs/>
-          <w:color w:val="0F766E"/>
-        </w:rPr>
-        <w:t xml:space="preserve">Rough order I would work in</w:t>
+          <w:color w:val="111827"/>
+          <w:sz w:val="21"/>
+          <w:szCs w:val="21"/>
+        </w:rPr>
+        <w:t xml:space="preserve">Paid database + backups + monitoring. </w:t>
+      </w:r>
+      <w:r>
+        <w:rPr>
+          <w:i/>
+          <w:iCs/>
+          <w:color w:val="111827"/>
+          <w:sz w:val="21"/>
+          <w:szCs w:val="21"/>
+        </w:rPr>
+        <w:t xml:space="preserve">(Nothing else matters if the data goes.)</w:t>
       </w:r>
     </w:p>
     <w:p>
@@ -1466,7 +1661,7 @@
           <w:sz w:val="21"/>
           <w:szCs w:val="21"/>
         </w:rPr>
-        <w:t xml:space="preserve">Paid database + backups + monitoring. </w:t>
+        <w:t xml:space="preserve">~~Password reset~~ </w:t>
       </w:r>
       <w:r>
         <w:rPr>
@@ -1476,7 +1671,28 @@
           <w:sz w:val="21"/>
           <w:szCs w:val="21"/>
         </w:rPr>
-        <w:t xml:space="preserve">(Nothing else matters if the data goes.)</w:t>
+        <w:t xml:space="preserve">(done — turn on a real `MAIL_PROVIDER`)</w:t>
+      </w:r>
+      <w:r>
+        <w:rPr>
+          <w:color w:val="111827"/>
+          <w:sz w:val="21"/>
+          <w:szCs w:val="21"/>
+        </w:rPr>
+        <w:t xml:space="preserve">, email</w:t>
+      </w:r>
+    </w:p>
+    <w:p>
+      <w:pPr>
+        <w:spacing w:after="140" w:line="276"/>
+      </w:pPr>
+      <w:r>
+        <w:rPr>
+          <w:color w:val="111827"/>
+          <w:sz w:val="21"/>
+          <w:szCs w:val="21"/>
+        </w:rPr>
+        <w:t xml:space="preserve">verification, refresh tokens into cookies.</w:t>
       </w:r>
     </w:p>
     <w:p>
@@ -1494,7 +1710,17 @@
           <w:sz w:val="21"/>
           <w:szCs w:val="21"/>
         </w:rPr>
-        <w:t xml:space="preserve">Password reset, email verification, refresh tokens into cookies.</w:t>
+        <w:t xml:space="preserve">Trial-ending emails and in-app upgrade prompts. </w:t>
+      </w:r>
+      <w:r>
+        <w:rPr>
+          <w:i/>
+          <w:iCs/>
+          <w:color w:val="111827"/>
+          <w:sz w:val="21"/>
+          <w:szCs w:val="21"/>
+        </w:rPr>
+        <w:t xml:space="preserve">(The first revenue that is currently being left on the table. The mail seam now exists, so the emails are wiring, not infrastructure.)</w:t>
       </w:r>
     </w:p>
     <w:p>
@@ -1512,7 +1738,7 @@
           <w:sz w:val="21"/>
           <w:szCs w:val="21"/>
         </w:rPr>
-        <w:t xml:space="preserve">Trial-ending emails and in-app upgrade prompts. </w:t>
+        <w:t xml:space="preserve">~~Real AI cost measurement~~ </w:t>
       </w:r>
       <w:r>
         <w:rPr>
@@ -1522,25 +1748,28 @@
           <w:sz w:val="21"/>
           <w:szCs w:val="21"/>
         </w:rPr>
-        <w:t xml:space="preserve">(The first revenue that is currently being left on the table.)</w:t>
-      </w:r>
-    </w:p>
-    <w:p>
-      <w:pPr>
-        <w:pStyle w:val="ListParagraph"/>
-        <w:numPr>
-          <w:ilvl w:val="0"/>
-          <w:numId w:val="2"/>
-        </w:numPr>
-        <w:spacing w:after="60" w:line="264"/>
-      </w:pPr>
-      <w:r>
-        <w:rPr>
-          <w:color w:val="111827"/>
-          <w:sz w:val="21"/>
-          <w:szCs w:val="21"/>
-        </w:rPr>
-        <w:t xml:space="preserve">Real AI cost measurement, then the pricing decision that follows from it.</w:t>
+        <w:t xml:space="preserve">(done)</w:t>
+      </w:r>
+      <w:r>
+        <w:rPr>
+          <w:color w:val="111827"/>
+          <w:sz w:val="21"/>
+          <w:szCs w:val="21"/>
+        </w:rPr>
+        <w:t xml:space="preserve"> — now make the pricing decision the</w:t>
+      </w:r>
+    </w:p>
+    <w:p>
+      <w:pPr>
+        <w:spacing w:after="140" w:line="276"/>
+      </w:pPr>
+      <w:r>
+        <w:rPr>
+          <w:color w:val="111827"/>
+          <w:sz w:val="21"/>
+          <w:szCs w:val="21"/>
+        </w:rPr>
+        <w:t xml:space="preserve">dashboard's real numbers point to.</w:t>
       </w:r>
     </w:p>
     <w:p>

--- a/docs/word/ROADMAP.docx
+++ b/docs/word/ROADMAP.docx
@@ -29,7 +29,7 @@
           <w:sz w:val="18"/>
           <w:szCs w:val="18"/>
         </w:rPr>
-        <w:t xml:space="preserve">Generated from the repository on 2026-08-17. The markdown source is authoritative.</w:t>
+        <w:t xml:space="preserve">Generated from the repository on 2026-08-18. The markdown source is authoritative.</w:t>
       </w:r>
     </w:p>
     <w:p>
